--- a/docs/Alignment_Summary_2026-09-15.docx
+++ b/docs/Alignment_Summary_2026-09-15.docx
@@ -31,7 +31,7 @@
           <w:sz w:val="17"/>
           <w:szCs w:val="17"/>
         </w:rPr>
-        <w:t xml:space="preserve">Checking all 9,623 pre-training spectra and the five evaluation cohorts — 15 September 2026</w:t>
+        <w:t xml:space="preserve">Checking all 9,623 pre-training spectra and the four evaluation cohorts — 15 September 2026</w:t>
       </w:r>
     </w:p>
     <w:p>
@@ -78,7 +78,7 @@
           <w:sz w:val="19"/>
           <w:szCs w:val="19"/>
         </w:rPr>
-        <w:t xml:space="preserve">, so the whole corpus and all five cohorts fit on one page (Figure 1, attached). A vertical stripe is a metabolite peak; where a stripe steps sideways, those spectra are misaligned. This is both feasible at 9,623 spectra and more sensitive than scrolling, because a 30-point shift is invisible in a single trace but obvious as a step across thousands of stacked rows.</w:t>
+        <w:t xml:space="preserve">, so the whole corpus and all four evaluation cohorts fit on one page (Figure 1, attached). A vertical stripe is a metabolite peak; where a stripe steps sideways, those spectra are misaligned. This is both feasible at 9,623 spectra and more sensitive than scrolling, because a 30-point shift is invisible in a single trace but obvious as a step across thousands of stacked rows.</w:t>
       </w:r>
     </w:p>
     <w:p>
@@ -143,7 +143,7 @@
           <w:sz w:val="19"/>
           <w:szCs w:val="19"/>
         </w:rPr>
-        <w:t xml:space="preserve"> — about one linewidth. The right panel is the result.</w:t>
+        <w:t xml:space="preserve"> — about one linewidth. The middle panel is the result, and the right-hand strip shows the reference region itself.</w:t>
       </w:r>
     </w:p>
     <w:p>
@@ -692,7 +692,7 @@
                 <w:sz w:val="17"/>
                 <w:szCs w:val="17"/>
               </w:rPr>
-              <w:t xml:space="preserve">none needed</w:t>
+              <w:t xml:space="preserve">-0.08 ppm offset</w:t>
             </w:r>
           </w:p>
         </w:tc>
@@ -712,7 +712,7 @@
                 <w:sz w:val="17"/>
                 <w:szCs w:val="17"/>
               </w:rPr>
-              <w:t xml:space="preserve">+0.16</w:t>
+              <w:t xml:space="preserve">+0.16  →  +0.68</w:t>
             </w:r>
           </w:p>
         </w:tc>
@@ -808,7 +808,7 @@
                 <w:sz w:val="17"/>
                 <w:szCs w:val="17"/>
               </w:rPr>
-              <w:t xml:space="preserve">+0.59</w:t>
+              <w:t xml:space="preserve">+0.64</w:t>
             </w:r>
           </w:p>
         </w:tc>
@@ -927,7 +927,54 @@
           <w:sz w:val="17"/>
           <w:szCs w:val="17"/>
         </w:rPr>
-        <w:t xml:space="preserve">Barth was the extreme case: at 950 MHz over a 12 ppm sweep, its peaks are spread 1.66x wider in data points than the corpus's. Resampling turned the worst-agreeing cohort into one of the best.</w:t>
+        <w:t xml:space="preserve">Barth was the extreme case: at 950 MHz over a 12 ppm sweep, its peaks are spread 1.66x wider in data points than the corpus's. Resampling turned the worst-agreeing cohort into one of the best. MTBLS326 needed no resampling but sat 0.08 ppm off, because its reference standard is held in a co-axial insert rather than dissolved in the serum; an external standard carries a small susceptibility offset.</w:t>
+      </w:r>
+    </w:p>
+    <w:p>
+      <w:pPr>
+        <w:spacing w:after="80" w:before="160"/>
+      </w:pPr>
+      <w:r>
+        <w:rPr>
+          <w:rFonts w:ascii="Calibri" w:cs="Calibri" w:eastAsia="Calibri" w:hAnsi="Calibri"/>
+          <w:b/>
+          <w:bCs/>
+          <w:color w:val="1F3864"/>
+          <w:sz w:val="21"/>
+          <w:szCs w:val="21"/>
+        </w:rPr>
+        <w:t xml:space="preserve">What the figure still shows as unaligned</w:t>
+      </w:r>
+    </w:p>
+    <w:p>
+      <w:pPr>
+        <w:spacing w:after="100"/>
+      </w:pPr>
+      <w:r>
+        <w:rPr>
+          <w:rFonts w:ascii="Calibri" w:cs="Calibri" w:eastAsia="Calibri" w:hAnsi="Calibri"/>
+          <w:sz w:val="19"/>
+          <w:szCs w:val="19"/>
+        </w:rPr>
+        <w:t xml:space="preserve">A band of spectra at the top and bottom of the corpus panel remains misaligned, and this is not noise: </w:t>
+      </w:r>
+      <w:r>
+        <w:rPr>
+          <w:rFonts w:ascii="Calibri" w:cs="Calibri" w:eastAsia="Calibri" w:hAnsi="Calibri"/>
+          <w:b/>
+          <w:bCs/>
+          <w:sz w:val="19"/>
+          <w:szCs w:val="19"/>
+        </w:rPr>
+        <w:t xml:space="preserve">383 spectra from three studies were acquired over a 12-13 ppm sweep instead of 20 ppm</w:t>
+      </w:r>
+      <w:r>
+        <w:rPr>
+          <w:rFonts w:ascii="Calibri" w:cs="Calibri" w:eastAsia="Calibri" w:hAnsi="Calibri"/>
+          <w:sz w:val="19"/>
+          <w:szCs w:val="19"/>
+        </w:rPr>
+        <w:t xml:space="preserve"> (stretch factors 1.54-1.67). They are the same defect as Barth, they are identified, and the correction is the one already validated on Barth. Roughly 4% of the corpus, and fixing them is the next step.</w:t>
       </w:r>
     </w:p>
     <w:p>
